--- a/The Dolphins' View of History/chapters/32 - Decolonization - The World Redraws Itself.docx
+++ b/The Dolphins' View of History/chapters/32 - Decolonization - The World Redraws Itself.docx
@@ -18,7 +18,7 @@
           <w:sz w:val="36"/>
           <w:szCs w:val="36"/>
         </w:rPr>
-        <w:t xml:space="preserve">Chapter 32: Decolonization — The World Redraws Itself</w:t>
+        <w:t xml:space="preserve">The 1940s to the 1970s: Decolonization — The World Redraws Itself</w:t>
       </w:r>
     </w:p>
     <w:p>

--- a/The Dolphins' View of History/chapters/32 - Decolonization - The World Redraws Itself.docx
+++ b/The Dolphins' View of History/chapters/32 - Decolonization - The World Redraws Itself.docx
@@ -42,23 +42,23 @@
         <w:spacing w:after="200"/>
       </w:pPr>
       <w:r>
-        <w:t xml:space="preserve">The ledger is not seriously in dispute. Railways, an administrative language, and a unified legal system were left behind. So, by common estimates, was an economy whose share of world output had shrunk from about a quarter to under five percent, along with a run of famines, the worst of them in Bengal in 1943, which killed an estimated two to three million people as wartime priorities and policy failures compounded the shortages.</w:t>
-      </w:r>
-    </w:p>
-    <w:p>
-      <w:pPr>
-        <w:spacing w:after="200"/>
-      </w:pPr>
-      <w:r>
-        <w:t xml:space="preserve">Gandhi's campaign of nonviolent resistance had its most famous episode about salt. In 1930 the British-run government taxed salt, a commodity that lies free on any coast, and forbade Indians to make their own. In March, Gandhi set out to walk some 240 miles from his ashram to the sea at Dandi, gathering thousands of followers on the way, and on April 6 he picked up a lump of natural salt from the beach, which was against the law. Some sixty thousand people were arrested in the campaign that followed. Dolphin historians, who have been in the sea the whole time and have never paid for salt, would like to say only that it is a curious empire that can be shaken by something the ocean gives away for free, having taken the subcontinent's diamonds, cotton, and tea without asking in the first place.</w:t>
-      </w:r>
-    </w:p>
-    <w:p>
-      <w:pPr>
-        <w:spacing w:after="200"/>
-      </w:pPr>
-      <w:r>
-        <w:t xml:space="preserve">India's independence in 1947, achieved substantially through that campaign of organized nonviolent resistance led by Mohandas Gandhi, offered one model: mass noncooperation aimed at making continued colonial rule too costly to sustain politically rather than militarily. Independence arrived alongside Partition, dividing British India into India and Pakistan along religious lines, and the mass displacement and violence that followed killed an estimated one to two million people and displaced tens of millions more within months.</w:t>
+        <w:t xml:space="preserve">The entries in the ledger are not seriously in dispute; their weighting is. Railways, an administrative language, and a unified legal system were left behind. So, by common estimates, was an economy whose share of world output had shrunk from about a quarter to under five percent, along with a run of famines, the worst of them in Bengal in 1943, which killed an estimated two to three million people as wartime priorities and policy failures compounded the shortages.</w:t>
+      </w:r>
+    </w:p>
+    <w:p>
+      <w:pPr>
+        <w:spacing w:after="200"/>
+      </w:pPr>
+      <w:r>
+        <w:t xml:space="preserve">Gandhi's campaign of nonviolent resistance had its most famous episode about salt. In 1930 the British-run government taxed salt, a commodity that lies free on any coast, and forbade Indians to make their own. In March, Gandhi set out to walk some 240 miles from his ashram to the sea at Dandi, gathering thousands of followers on the way, and on April 6 he picked up a lump of natural salt from the beach, which was against the law. Some sixty thousand people were arrested in the campaign that followed. Dolphin historians, who have never paid for salt, note that it is a curious empire that can be shaken by something the ocean gives away for free.</w:t>
+      </w:r>
+    </w:p>
+    <w:p>
+      <w:pPr>
+        <w:spacing w:after="200"/>
+      </w:pPr>
+      <w:r>
+        <w:t xml:space="preserve">India's independence in 1947, achieved substantially through that campaign of organized nonviolent resistance led by Mohandas Gandhi, offered one model: mass noncooperation aimed at making continued colonial rule too costly to sustain politically rather than militarily. Independence arrived alongside Partition, dividing British India into India and Pakistan along religious lines, and the mass displacement and violence that followed killed somewhere between several hundred thousand and two million people, by different estimates, and displaced about fifteen million within months.</w:t>
       </w:r>
     </w:p>
     <w:p>
@@ -74,23 +74,23 @@
         <w:spacing w:after="200"/>
       </w:pPr>
       <w:r>
-        <w:t xml:space="preserve">Africa's wave crested around 1960, when seventeen countries gained independence in a single year, most from France and Britain, some, like Algeria's from France, only after prolonged armed conflict instead of negotiation.</w:t>
-      </w:r>
-    </w:p>
-    <w:p>
-      <w:pPr>
-        <w:spacing w:after="200"/>
-      </w:pPr>
-      <w:r>
-        <w:t xml:space="preserve">Britain in particular spent the middle of this century handing back, with varying degrees of grace, an empire it had spent the previous two centuries quite energetically acquiring, a piece of institutional reversal dolphin historians clock as one of the tidier examples in the whole book of a country changing its mind on a schedule measured in decades, not centuries.</w:t>
-      </w:r>
-    </w:p>
-    <w:p>
-      <w:pPr>
-        <w:spacing w:after="200"/>
-      </w:pPr>
-      <w:r>
-        <w:t xml:space="preserve">Independence did not erase the maps colonial powers had drawn with no reference to the ethnic, linguistic, or religious boundaries that existed on the ground. Many of the era's subsequent conflicts, dolphin historians note, trace directly back to borders drawn decades or centuries earlier by administrators who had never intended those borders to become permanent national boundaries at all.</w:t>
+        <w:t xml:space="preserve">Africa's wave crested around 1960, when seventeen countries gained independence in a single year, most from France and Britain, some only after armed conflict instead of negotiation. Algeria won its independence from France only in 1962, after eight years of war.</w:t>
+      </w:r>
+    </w:p>
+    <w:p>
+      <w:pPr>
+        <w:spacing w:after="200"/>
+      </w:pPr>
+      <w:r>
+        <w:t xml:space="preserve">Britain in particular spent the middle of this century handing back an empire it had spent the previous two centuries quite energetically acquiring, and the handing back was less graceful in places than its own histories later remembered. In Kenya, during the Mau Mau uprising of the 1950s, British authorities held tens of thousands of Kenyans in detention camps where torture was widespread; in 2013 the British government expressed regret and paid compensation to 5,228 surviving victims.</w:t>
+      </w:r>
+    </w:p>
+    <w:p>
+      <w:pPr>
+        <w:spacing w:after="200"/>
+      </w:pPr>
+      <w:r>
+        <w:t xml:space="preserve">Independence did not erase the maps colonial powers had drawn with no reference to the ethnic, linguistic, or religious boundaries that existed on the ground. Several of the era's later conflicts, many historians argue, owe at least part of their origin to borders drawn decades or centuries earlier by administrators who had never intended those borders to become permanent national boundaries at all.</w:t>
       </w:r>
     </w:p>
     <w:p>
